--- a/beispiel/Rechnung XMeister GmbH.docx
+++ b/beispiel/Rechnung XMeister GmbH.docx
@@ -10,8 +10,6 @@
           <w:sz w:val="14"/>
         </w:rPr>
       </w:pPr>
-      <w:bookmarkStart w:id="0" w:name="_GoBack"/>
-      <w:bookmarkEnd w:id="0"/>
     </w:p>
     <w:p>
       <w:pPr>
@@ -79,15 +77,24 @@
                                 <w:sz w:val="16"/>
                               </w:rPr>
                             </w:pPr>
-                            <w:bookmarkStart w:id="1" w:name="BT_27_Verkaeufer"/>
+                            <w:bookmarkStart w:id="0" w:name="BT_27_Verkaeufer"/>
+                            <w:proofErr w:type="spellStart"/>
                             <w:r>
                               <w:rPr>
                                 <w:rFonts w:ascii="Arial" w:hAnsi="Arial" w:cs="Arial"/>
                                 <w:sz w:val="16"/>
                               </w:rPr>
-                              <w:t>XMeister GmbH</w:t>
-                            </w:r>
-                            <w:bookmarkEnd w:id="1"/>
+                              <w:t>XMeister</w:t>
+                            </w:r>
+                            <w:proofErr w:type="spellEnd"/>
+                            <w:r>
+                              <w:rPr>
+                                <w:rFonts w:ascii="Arial" w:hAnsi="Arial" w:cs="Arial"/>
+                                <w:sz w:val="16"/>
+                              </w:rPr>
+                              <w:t xml:space="preserve"> GmbH</w:t>
+                            </w:r>
+                            <w:bookmarkEnd w:id="0"/>
                             <w:r>
                               <w:rPr>
                                 <w:rFonts w:ascii="Arial" w:hAnsi="Arial" w:cs="Arial"/>
@@ -104,7 +111,7 @@
                                 <w:sz w:val="16"/>
                               </w:rPr>
                             </w:pPr>
-                            <w:bookmarkStart w:id="2" w:name="BT_35_Strasse_Verkaeufer"/>
+                            <w:bookmarkStart w:id="1" w:name="BT_35_Strasse_Verkaeufer"/>
                             <w:r>
                               <w:rPr>
                                 <w:rFonts w:ascii="Arial" w:hAnsi="Arial" w:cs="Arial"/>
@@ -112,39 +119,39 @@
                               </w:rPr>
                               <w:t>Musterstraße 12</w:t>
                             </w:r>
+                            <w:bookmarkEnd w:id="1"/>
+                            <w:r>
+                              <w:rPr>
+                                <w:rFonts w:ascii="Arial" w:hAnsi="Arial" w:cs="Arial"/>
+                                <w:sz w:val="16"/>
+                              </w:rPr>
+                              <w:t xml:space="preserve">, </w:t>
+                            </w:r>
+                            <w:bookmarkStart w:id="2" w:name="BT_38_PLZ_Verkaeufer"/>
+                            <w:r>
+                              <w:rPr>
+                                <w:rFonts w:ascii="Arial" w:hAnsi="Arial" w:cs="Arial"/>
+                                <w:sz w:val="16"/>
+                              </w:rPr>
+                              <w:t>12345</w:t>
+                            </w:r>
                             <w:bookmarkEnd w:id="2"/>
                             <w:r>
                               <w:rPr>
                                 <w:rFonts w:ascii="Arial" w:hAnsi="Arial" w:cs="Arial"/>
                                 <w:sz w:val="16"/>
                               </w:rPr>
-                              <w:t xml:space="preserve">, </w:t>
-                            </w:r>
-                            <w:bookmarkStart w:id="3" w:name="BT_38_PLZ_Verkaeufer"/>
+                              <w:t xml:space="preserve"> </w:t>
+                            </w:r>
+                            <w:bookmarkStart w:id="3" w:name="BT_37_Ort_Verkaeufer"/>
                             <w:r>
                               <w:rPr>
                                 <w:rFonts w:ascii="Arial" w:hAnsi="Arial" w:cs="Arial"/>
                                 <w:sz w:val="16"/>
                               </w:rPr>
-                              <w:t>12345</w:t>
+                              <w:t>Musterstadt</w:t>
                             </w:r>
                             <w:bookmarkEnd w:id="3"/>
-                            <w:r>
-                              <w:rPr>
-                                <w:rFonts w:ascii="Arial" w:hAnsi="Arial" w:cs="Arial"/>
-                                <w:sz w:val="16"/>
-                              </w:rPr>
-                              <w:t xml:space="preserve"> </w:t>
-                            </w:r>
-                            <w:bookmarkStart w:id="4" w:name="BT_37_Ort_Verkaeufer"/>
-                            <w:r>
-                              <w:rPr>
-                                <w:rFonts w:ascii="Arial" w:hAnsi="Arial" w:cs="Arial"/>
-                                <w:sz w:val="16"/>
-                              </w:rPr>
-                              <w:t>Musterstadt</w:t>
-                            </w:r>
-                            <w:bookmarkEnd w:id="4"/>
                           </w:p>
                           <w:p>
                             <w:pPr>
@@ -155,7 +162,7 @@
                               </w:rPr>
                             </w:pPr>
                           </w:p>
-                          <w:bookmarkStart w:id="5" w:name="BT_44_Kaeufer"/>
+                          <w:bookmarkStart w:id="4" w:name="BT_44_Kaeufer"/>
                           <w:p>
                             <w:pPr>
                               <w:spacing w:after="0"/>
@@ -200,9 +207,9 @@
                               </w:rPr>
                               <w:fldChar w:fldCharType="end"/>
                             </w:r>
-                            <w:bookmarkEnd w:id="5"/>
+                            <w:bookmarkEnd w:id="4"/>
                           </w:p>
-                          <w:bookmarkStart w:id="6" w:name="BT_50_Strasse_Kaeufer"/>
+                          <w:bookmarkStart w:id="5" w:name="BT_50_Strasse_Kaeufer"/>
                           <w:p>
                             <w:pPr>
                               <w:spacing w:after="0"/>
@@ -247,9 +254,9 @@
                               </w:rPr>
                               <w:fldChar w:fldCharType="end"/>
                             </w:r>
-                            <w:bookmarkEnd w:id="6"/>
+                            <w:bookmarkEnd w:id="5"/>
                           </w:p>
-                          <w:bookmarkStart w:id="7" w:name="BT_53_PLZ_Kaeufer"/>
+                          <w:bookmarkStart w:id="6" w:name="BT_53_PLZ_Kaeufer"/>
                           <w:p>
                             <w:pPr>
                               <w:spacing w:after="0"/>
@@ -294,7 +301,7 @@
                               </w:rPr>
                               <w:fldChar w:fldCharType="end"/>
                             </w:r>
-                            <w:bookmarkEnd w:id="7"/>
+                            <w:bookmarkEnd w:id="6"/>
                             <w:r>
                               <w:rPr>
                                 <w:rFonts w:ascii="Arial" w:hAnsi="Arial" w:cs="Arial"/>
@@ -302,7 +309,7 @@
                               </w:rPr>
                               <w:t xml:space="preserve"> </w:t>
                             </w:r>
-                            <w:bookmarkStart w:id="8" w:name="BT_52_Ort_Kaeufer"/>
+                            <w:bookmarkStart w:id="7" w:name="BT_52_Ort_Kaeufer"/>
                             <w:r>
                               <w:rPr>
                                 <w:rFonts w:ascii="Arial" w:hAnsi="Arial" w:cs="Arial"/>
@@ -339,7 +346,7 @@
                               </w:rPr>
                               <w:fldChar w:fldCharType="end"/>
                             </w:r>
-                            <w:bookmarkEnd w:id="8"/>
+                            <w:bookmarkEnd w:id="7"/>
                           </w:p>
                           <w:p>
                             <w:pPr>
@@ -384,15 +391,24 @@
                           <w:sz w:val="16"/>
                         </w:rPr>
                       </w:pPr>
-                      <w:bookmarkStart w:id="9" w:name="BT_27_Verkaeufer"/>
+                      <w:bookmarkStart w:id="8" w:name="BT_27_Verkaeufer"/>
+                      <w:proofErr w:type="spellStart"/>
                       <w:r>
                         <w:rPr>
                           <w:rFonts w:ascii="Arial" w:hAnsi="Arial" w:cs="Arial"/>
                           <w:sz w:val="16"/>
                         </w:rPr>
-                        <w:t>XMeister GmbH</w:t>
-                      </w:r>
-                      <w:bookmarkEnd w:id="9"/>
+                        <w:t>XMeister</w:t>
+                      </w:r>
+                      <w:proofErr w:type="spellEnd"/>
+                      <w:r>
+                        <w:rPr>
+                          <w:rFonts w:ascii="Arial" w:hAnsi="Arial" w:cs="Arial"/>
+                          <w:sz w:val="16"/>
+                        </w:rPr>
+                        <w:t xml:space="preserve"> GmbH</w:t>
+                      </w:r>
+                      <w:bookmarkEnd w:id="8"/>
                       <w:r>
                         <w:rPr>
                           <w:rFonts w:ascii="Arial" w:hAnsi="Arial" w:cs="Arial"/>
@@ -409,7 +425,7 @@
                           <w:sz w:val="16"/>
                         </w:rPr>
                       </w:pPr>
-                      <w:bookmarkStart w:id="10" w:name="BT_35_Strasse_Verkaeufer"/>
+                      <w:bookmarkStart w:id="9" w:name="BT_35_Strasse_Verkaeufer"/>
                       <w:r>
                         <w:rPr>
                           <w:rFonts w:ascii="Arial" w:hAnsi="Arial" w:cs="Arial"/>
@@ -417,39 +433,39 @@
                         </w:rPr>
                         <w:t>Musterstraße 12</w:t>
                       </w:r>
+                      <w:bookmarkEnd w:id="9"/>
+                      <w:r>
+                        <w:rPr>
+                          <w:rFonts w:ascii="Arial" w:hAnsi="Arial" w:cs="Arial"/>
+                          <w:sz w:val="16"/>
+                        </w:rPr>
+                        <w:t xml:space="preserve">, </w:t>
+                      </w:r>
+                      <w:bookmarkStart w:id="10" w:name="BT_38_PLZ_Verkaeufer"/>
+                      <w:r>
+                        <w:rPr>
+                          <w:rFonts w:ascii="Arial" w:hAnsi="Arial" w:cs="Arial"/>
+                          <w:sz w:val="16"/>
+                        </w:rPr>
+                        <w:t>12345</w:t>
+                      </w:r>
                       <w:bookmarkEnd w:id="10"/>
                       <w:r>
                         <w:rPr>
                           <w:rFonts w:ascii="Arial" w:hAnsi="Arial" w:cs="Arial"/>
                           <w:sz w:val="16"/>
                         </w:rPr>
-                        <w:t xml:space="preserve">, </w:t>
-                      </w:r>
-                      <w:bookmarkStart w:id="11" w:name="BT_38_PLZ_Verkaeufer"/>
+                        <w:t xml:space="preserve"> </w:t>
+                      </w:r>
+                      <w:bookmarkStart w:id="11" w:name="BT_37_Ort_Verkaeufer"/>
                       <w:r>
                         <w:rPr>
                           <w:rFonts w:ascii="Arial" w:hAnsi="Arial" w:cs="Arial"/>
                           <w:sz w:val="16"/>
                         </w:rPr>
-                        <w:t>12345</w:t>
+                        <w:t>Musterstadt</w:t>
                       </w:r>
                       <w:bookmarkEnd w:id="11"/>
-                      <w:r>
-                        <w:rPr>
-                          <w:rFonts w:ascii="Arial" w:hAnsi="Arial" w:cs="Arial"/>
-                          <w:sz w:val="16"/>
-                        </w:rPr>
-                        <w:t xml:space="preserve"> </w:t>
-                      </w:r>
-                      <w:bookmarkStart w:id="12" w:name="BT_37_Ort_Verkaeufer"/>
-                      <w:r>
-                        <w:rPr>
-                          <w:rFonts w:ascii="Arial" w:hAnsi="Arial" w:cs="Arial"/>
-                          <w:sz w:val="16"/>
-                        </w:rPr>
-                        <w:t>Musterstadt</w:t>
-                      </w:r>
-                      <w:bookmarkEnd w:id="12"/>
                     </w:p>
                     <w:p>
                       <w:pPr>
@@ -460,7 +476,7 @@
                         </w:rPr>
                       </w:pPr>
                     </w:p>
-                    <w:bookmarkStart w:id="13" w:name="BT_44_Kaeufer"/>
+                    <w:bookmarkStart w:id="12" w:name="BT_44_Kaeufer"/>
                     <w:p>
                       <w:pPr>
                         <w:spacing w:after="0"/>
@@ -505,9 +521,9 @@
                         </w:rPr>
                         <w:fldChar w:fldCharType="end"/>
                       </w:r>
-                      <w:bookmarkEnd w:id="13"/>
+                      <w:bookmarkEnd w:id="12"/>
                     </w:p>
-                    <w:bookmarkStart w:id="14" w:name="BT_50_Strasse_Kaeufer"/>
+                    <w:bookmarkStart w:id="13" w:name="BT_50_Strasse_Kaeufer"/>
                     <w:p>
                       <w:pPr>
                         <w:spacing w:after="0"/>
@@ -552,9 +568,9 @@
                         </w:rPr>
                         <w:fldChar w:fldCharType="end"/>
                       </w:r>
-                      <w:bookmarkEnd w:id="14"/>
+                      <w:bookmarkEnd w:id="13"/>
                     </w:p>
-                    <w:bookmarkStart w:id="15" w:name="BT_53_PLZ_Kaeufer"/>
+                    <w:bookmarkStart w:id="14" w:name="BT_53_PLZ_Kaeufer"/>
                     <w:p>
                       <w:pPr>
                         <w:spacing w:after="0"/>
@@ -599,7 +615,7 @@
                         </w:rPr>
                         <w:fldChar w:fldCharType="end"/>
                       </w:r>
-                      <w:bookmarkEnd w:id="15"/>
+                      <w:bookmarkEnd w:id="14"/>
                       <w:r>
                         <w:rPr>
                           <w:rFonts w:ascii="Arial" w:hAnsi="Arial" w:cs="Arial"/>
@@ -607,7 +623,7 @@
                         </w:rPr>
                         <w:t xml:space="preserve"> </w:t>
                       </w:r>
-                      <w:bookmarkStart w:id="16" w:name="BT_52_Ort_Kaeufer"/>
+                      <w:bookmarkStart w:id="15" w:name="BT_52_Ort_Kaeufer"/>
                       <w:r>
                         <w:rPr>
                           <w:rFonts w:ascii="Arial" w:hAnsi="Arial" w:cs="Arial"/>
@@ -644,7 +660,7 @@
                         </w:rPr>
                         <w:fldChar w:fldCharType="end"/>
                       </w:r>
-                      <w:bookmarkEnd w:id="16"/>
+                      <w:bookmarkEnd w:id="15"/>
                     </w:p>
                     <w:p>
                       <w:pPr>
@@ -798,6 +814,7 @@
                               </w:rPr>
                               <w:t>Rechnungsnummer:</w:t>
                             </w:r>
+                            <w:bookmarkStart w:id="16" w:name="BT_1_Rechnungsnummer"/>
                             <w:r>
                               <w:rPr>
                                 <w:rFonts w:ascii="Arial" w:hAnsi="Arial" w:cs="Arial"/>
@@ -806,7 +823,6 @@
                               </w:rPr>
                               <w:tab/>
                             </w:r>
-                            <w:bookmarkStart w:id="9" w:name="BT_1_Rechnungsnummer"/>
                             <w:r>
                               <w:rPr>
                                 <w:rFonts w:ascii="Arial" w:hAnsi="Arial" w:cs="Arial"/>
@@ -816,8 +832,8 @@
                               </w:rPr>
                               <w:t>RE-2026-0001</w:t>
                             </w:r>
-                            <w:bookmarkEnd w:id="9"/>
                           </w:p>
+                          <w:bookmarkEnd w:id="16"/>
                           <w:p>
                             <w:pPr>
                               <w:tabs>
@@ -839,6 +855,7 @@
                               </w:rPr>
                               <w:t>Datum:</w:t>
                             </w:r>
+                            <w:bookmarkStart w:id="17" w:name="BT_2_Rechnungsdatum"/>
                             <w:r>
                               <w:rPr>
                                 <w:rFonts w:ascii="Arial" w:hAnsi="Arial" w:cs="Arial"/>
@@ -847,7 +864,6 @@
                               </w:rPr>
                               <w:tab/>
                             </w:r>
-                            <w:bookmarkStart w:id="10" w:name="BT_2_Rechnungsdatum"/>
                             <w:r>
                               <w:rPr>
                                 <w:rFonts w:ascii="Arial" w:hAnsi="Arial" w:cs="Arial"/>
@@ -879,7 +895,7 @@
                                 <w:sz w:val="18"/>
                                 <w:szCs w:val="20"/>
                               </w:rPr>
-                              <w:t>28.10.2026</w:t>
+                              <w:t>29.10.2026</w:t>
                             </w:r>
                             <w:r>
                               <w:rPr>
@@ -889,8 +905,8 @@
                               </w:rPr>
                               <w:fldChar w:fldCharType="end"/>
                             </w:r>
-                            <w:bookmarkEnd w:id="10"/>
                           </w:p>
+                          <w:bookmarkEnd w:id="17"/>
                           <w:p>
                             <w:pPr>
                               <w:tabs>
@@ -912,6 +928,7 @@
                               </w:rPr>
                               <w:t>Ihre Kundennummer:</w:t>
                             </w:r>
+                            <w:bookmarkStart w:id="18" w:name="BT_46_Kundennummer"/>
                             <w:r>
                               <w:rPr>
                                 <w:rFonts w:ascii="Arial" w:hAnsi="Arial" w:cs="Arial"/>
@@ -920,7 +937,6 @@
                               </w:rPr>
                               <w:tab/>
                             </w:r>
-                            <w:bookmarkStart w:id="11" w:name="BT_46_Kundennummer"/>
                             <w:r>
                               <w:rPr>
                                 <w:rFonts w:ascii="Arial" w:hAnsi="Arial" w:cs="Arial"/>
@@ -967,8 +983,8 @@
                               </w:rPr>
                               <w:fldChar w:fldCharType="end"/>
                             </w:r>
-                            <w:bookmarkEnd w:id="11"/>
                           </w:p>
+                          <w:bookmarkEnd w:id="18"/>
                           <w:p>
                             <w:pPr>
                               <w:tabs>
@@ -989,6 +1005,7 @@
                               </w:rPr>
                               <w:t>Unser Kontakt:</w:t>
                             </w:r>
+                            <w:bookmarkStart w:id="19" w:name="BT_41_Kontakt"/>
                             <w:r>
                               <w:rPr>
                                 <w:rFonts w:ascii="Arial" w:hAnsi="Arial" w:cs="Arial"/>
@@ -996,18 +1013,10 @@
                                 <w:szCs w:val="20"/>
                               </w:rPr>
                               <w:tab/>
-                            </w:r>
-                            <w:bookmarkStart w:id="12" w:name="BT_41_Kontakt"/>
-                            <w:r>
-                              <w:rPr>
-                                <w:rFonts w:ascii="Arial" w:hAnsi="Arial" w:cs="Arial"/>
-                                <w:sz w:val="18"/>
-                                <w:szCs w:val="20"/>
-                              </w:rPr>
                               <w:t>Max Mustermann</w:t>
                             </w:r>
-                            <w:bookmarkEnd w:id="12"/>
                           </w:p>
+                          <w:bookmarkEnd w:id="19"/>
                           <w:p>
                             <w:pPr>
                               <w:tabs>
@@ -1028,6 +1037,7 @@
                               </w:rPr>
                               <w:t>Telefon:</w:t>
                             </w:r>
+                            <w:bookmarkStart w:id="20" w:name="BT_42_Telefon"/>
                             <w:r>
                               <w:rPr>
                                 <w:rFonts w:ascii="Arial" w:hAnsi="Arial" w:cs="Arial"/>
@@ -1036,7 +1046,6 @@
                               </w:rPr>
                               <w:tab/>
                             </w:r>
-                            <w:bookmarkStart w:id="13" w:name="BT_42_Telefon"/>
                             <w:r>
                               <w:rPr>
                                 <w:rFonts w:ascii="Arial" w:hAnsi="Arial" w:cs="Arial"/>
@@ -1046,8 +1055,8 @@
                               </w:rPr>
                               <w:t>0123/456789-0</w:t>
                             </w:r>
-                            <w:bookmarkEnd w:id="13"/>
                           </w:p>
+                          <w:bookmarkEnd w:id="20"/>
                           <w:p>
                             <w:pPr>
                               <w:tabs>
@@ -1068,6 +1077,7 @@
                               </w:rPr>
                               <w:t>E-Mail:</w:t>
                             </w:r>
+                            <w:bookmarkStart w:id="21" w:name="BT_43_EMail"/>
                             <w:r>
                               <w:rPr>
                                 <w:rFonts w:ascii="Arial" w:hAnsi="Arial" w:cs="Arial"/>
@@ -1076,7 +1086,7 @@
                               </w:rPr>
                               <w:tab/>
                             </w:r>
-                            <w:bookmarkStart w:id="14" w:name="BT_43_EMail"/>
+                            <w:proofErr w:type="spellStart"/>
                             <w:r>
                               <w:rPr>
                                 <w:rFonts w:ascii="Arial" w:hAnsi="Arial" w:cs="Arial"/>
@@ -1085,8 +1095,9 @@
                               </w:rPr>
                               <w:t>rechnung@xmeister.example</w:t>
                             </w:r>
-                            <w:bookmarkEnd w:id="14"/>
+                            <w:proofErr w:type="spellEnd"/>
                           </w:p>
+                          <w:bookmarkEnd w:id="21"/>
                           <w:p>
                             <w:pPr>
                               <w:tabs>
@@ -1118,33 +1129,17 @@
                                 <w:sz w:val="18"/>
                                 <w:szCs w:val="20"/>
                               </w:rPr>
-                              <w:t>Ihre Bestell</w:t>
-                            </w:r>
+                              <w:t>Ihre Bestellnummer:</w:t>
+                            </w:r>
+                            <w:bookmarkStart w:id="22" w:name="BT_13_Bestellnummer"/>
                             <w:r>
                               <w:rPr>
                                 <w:rFonts w:ascii="Arial" w:hAnsi="Arial" w:cs="Arial"/>
                                 <w:sz w:val="18"/>
                                 <w:szCs w:val="20"/>
                               </w:rPr>
-                              <w:t>nummer</w:t>
-                            </w:r>
-                            <w:r>
-                              <w:rPr>
-                                <w:rFonts w:ascii="Arial" w:hAnsi="Arial" w:cs="Arial"/>
-                                <w:sz w:val="18"/>
-                                <w:szCs w:val="20"/>
-                              </w:rPr>
-                              <w:t>:</w:t>
-                            </w:r>
-                            <w:r>
-                              <w:rPr>
-                                <w:rFonts w:ascii="Arial" w:hAnsi="Arial" w:cs="Arial"/>
-                                <w:sz w:val="18"/>
-                                <w:szCs w:val="20"/>
-                              </w:rPr>
                               <w:tab/>
                             </w:r>
-                            <w:bookmarkStart w:id="15" w:name="BT_13_Bestellnummer"/>
                             <w:r>
                               <w:rPr>
                                 <w:rFonts w:ascii="Arial" w:hAnsi="Arial" w:cs="Arial"/>
@@ -1154,8 +1149,8 @@
                               </w:rPr>
                               <w:t>B-2026-042</w:t>
                             </w:r>
-                            <w:bookmarkEnd w:id="15"/>
                           </w:p>
+                          <w:bookmarkEnd w:id="22"/>
                           <w:p>
                             <w:pPr>
                               <w:tabs>
@@ -1176,6 +1171,7 @@
                               </w:rPr>
                               <w:t>Ihr Kontakt:</w:t>
                             </w:r>
+                            <w:bookmarkStart w:id="23" w:name="BT_56_Kontakt_Kaeufer"/>
                             <w:r>
                               <w:rPr>
                                 <w:rFonts w:ascii="Arial" w:hAnsi="Arial" w:cs="Arial"/>
@@ -1183,18 +1179,10 @@
                                 <w:szCs w:val="20"/>
                               </w:rPr>
                               <w:tab/>
-                            </w:r>
-                            <w:bookmarkStart w:id="16" w:name="BT_56_Kontakt_Kaeufer"/>
-                            <w:r>
-                              <w:rPr>
-                                <w:rFonts w:ascii="Arial" w:hAnsi="Arial" w:cs="Arial"/>
-                                <w:sz w:val="18"/>
-                                <w:szCs w:val="20"/>
-                              </w:rPr>
                               <w:t>Einkauf</w:t>
                             </w:r>
-                            <w:bookmarkEnd w:id="16"/>
                           </w:p>
+                          <w:bookmarkEnd w:id="23"/>
                           <w:p>
                             <w:pPr>
                               <w:tabs>
@@ -1215,6 +1203,7 @@
                               </w:rPr>
                               <w:t>Rechnungseingang</w:t>
                             </w:r>
+                            <w:bookmarkStart w:id="24" w:name="BT_49_EAdresse_Kaeufer"/>
                             <w:r>
                               <w:rPr>
                                 <w:rFonts w:ascii="Arial" w:hAnsi="Arial" w:cs="Arial"/>
@@ -1223,7 +1212,7 @@
                               </w:rPr>
                               <w:tab/>
                             </w:r>
-                            <w:bookmarkStart w:id="17" w:name="BT_49_EAdresse_Kaeufer"/>
+                            <w:proofErr w:type="spellStart"/>
                             <w:r>
                               <w:rPr>
                                 <w:rFonts w:ascii="Arial" w:hAnsi="Arial" w:cs="Arial"/>
@@ -1232,8 +1221,9 @@
                               </w:rPr>
                               <w:t>re@beispiel.example</w:t>
                             </w:r>
-                            <w:bookmarkEnd w:id="17"/>
+                            <w:proofErr w:type="spellEnd"/>
                           </w:p>
+                          <w:bookmarkEnd w:id="24"/>
                           <w:p>
                             <w:pPr>
                               <w:tabs>
@@ -1254,6 +1244,7 @@
                               </w:rPr>
                               <w:t>Ihre Referenz/Leitweg-ID:</w:t>
                             </w:r>
+                            <w:bookmarkStart w:id="25" w:name="BT_10_LeitwegID"/>
                             <w:r>
                               <w:rPr>
                                 <w:rFonts w:ascii="Arial" w:hAnsi="Arial" w:cs="Arial"/>
@@ -1261,18 +1252,10 @@
                                 <w:szCs w:val="20"/>
                               </w:rPr>
                               <w:tab/>
-                            </w:r>
-                            <w:bookmarkStart w:id="18" w:name="BT_10_LeitwegID"/>
-                            <w:r>
-                              <w:rPr>
-                                <w:rFonts w:ascii="Arial" w:hAnsi="Arial" w:cs="Arial"/>
-                                <w:sz w:val="18"/>
-                                <w:szCs w:val="20"/>
-                              </w:rPr>
                               <w:t>n/a</w:t>
                             </w:r>
-                            <w:bookmarkEnd w:id="18"/>
                           </w:p>
+                          <w:bookmarkEnd w:id="25"/>
                           <w:p>
                             <w:pPr>
                               <w:tabs>
@@ -1305,11 +1288,7 @@
           </mc:Choice>
           <mc:Fallback>
             <w:pict>
-              <v:shapetype w14:anchorId="25765C3E" id="_x0000_t202" coordsize="21600,21600" o:spt="202" path="m,l,21600r21600,l21600,xe">
-                <v:stroke joinstyle="miter"/>
-                <v:path gradientshapeok="t" o:connecttype="rect"/>
-              </v:shapetype>
-              <v:shape id="Text Box 4" o:spid="_x0000_s1027" type="#_x0000_t202" style="position:absolute;margin-left:157.5pt;margin-top:127.8pt;width:208.7pt;height:162pt;z-index:251662336;visibility:visible;mso-wrap-style:square;mso-width-percent:0;mso-height-percent:0;mso-wrap-distance-left:9pt;mso-wrap-distance-top:0;mso-wrap-distance-right:9pt;mso-wrap-distance-bottom:0;mso-position-horizontal:right;mso-position-horizontal-relative:margin;mso-position-vertical:absolute;mso-position-vertical-relative:top-margin-area;mso-width-percent:0;mso-height-percent:0;mso-width-relative:margin;mso-height-relative:margin;v-text-anchor:top" o:gfxdata="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" stroked="f">
+              <v:shape w14:anchorId="25765C3E" id="Text Box 4" o:spid="_x0000_s1027" type="#_x0000_t202" style="position:absolute;margin-left:157.5pt;margin-top:127.8pt;width:208.7pt;height:162pt;z-index:251662336;visibility:visible;mso-wrap-style:square;mso-width-percent:0;mso-height-percent:0;mso-wrap-distance-left:9pt;mso-wrap-distance-top:0;mso-wrap-distance-right:9pt;mso-wrap-distance-bottom:0;mso-position-horizontal:right;mso-position-horizontal-relative:margin;mso-position-vertical:absolute;mso-position-vertical-relative:top-margin-area;mso-width-percent:0;mso-height-percent:0;mso-width-relative:margin;mso-height-relative:margin;v-text-anchor:top" o:gfxdata="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" stroked="f">
                 <v:textbox>
                   <w:txbxContent>
                     <w:p>
@@ -1351,6 +1330,7 @@
                         </w:rPr>
                         <w:t>Rechnungsnummer:</w:t>
                       </w:r>
+                      <w:bookmarkStart w:id="26" w:name="BT_1_Rechnungsnummer"/>
                       <w:r>
                         <w:rPr>
                           <w:rFonts w:ascii="Arial" w:hAnsi="Arial" w:cs="Arial"/>
@@ -1359,7 +1339,6 @@
                         </w:rPr>
                         <w:tab/>
                       </w:r>
-                      <w:bookmarkStart w:id="19" w:name="BT_1_Rechnungsnummer"/>
                       <w:r>
                         <w:rPr>
                           <w:rFonts w:ascii="Arial" w:hAnsi="Arial" w:cs="Arial"/>
@@ -1369,8 +1348,8 @@
                         </w:rPr>
                         <w:t>RE-2026-0001</w:t>
                       </w:r>
-                      <w:bookmarkEnd w:id="19"/>
                     </w:p>
+                    <w:bookmarkEnd w:id="26"/>
                     <w:p>
                       <w:pPr>
                         <w:tabs>
@@ -1392,6 +1371,7 @@
                         </w:rPr>
                         <w:t>Datum:</w:t>
                       </w:r>
+                      <w:bookmarkStart w:id="27" w:name="BT_2_Rechnungsdatum"/>
                       <w:r>
                         <w:rPr>
                           <w:rFonts w:ascii="Arial" w:hAnsi="Arial" w:cs="Arial"/>
@@ -1400,7 +1380,6 @@
                         </w:rPr>
                         <w:tab/>
                       </w:r>
-                      <w:bookmarkStart w:id="20" w:name="BT_2_Rechnungsdatum"/>
                       <w:r>
                         <w:rPr>
                           <w:rFonts w:ascii="Arial" w:hAnsi="Arial" w:cs="Arial"/>
@@ -1432,7 +1411,7 @@
                           <w:sz w:val="18"/>
                           <w:szCs w:val="20"/>
                         </w:rPr>
-                        <w:t>28.10.2026</w:t>
+                        <w:t>29.10.2026</w:t>
                       </w:r>
                       <w:r>
                         <w:rPr>
@@ -1442,8 +1421,8 @@
                         </w:rPr>
                         <w:fldChar w:fldCharType="end"/>
                       </w:r>
-                      <w:bookmarkEnd w:id="20"/>
                     </w:p>
+                    <w:bookmarkEnd w:id="27"/>
                     <w:p>
                       <w:pPr>
                         <w:tabs>
@@ -1465,6 +1444,7 @@
                         </w:rPr>
                         <w:t>Ihre Kundennummer:</w:t>
                       </w:r>
+                      <w:bookmarkStart w:id="28" w:name="BT_46_Kundennummer"/>
                       <w:r>
                         <w:rPr>
                           <w:rFonts w:ascii="Arial" w:hAnsi="Arial" w:cs="Arial"/>
@@ -1473,7 +1453,6 @@
                         </w:rPr>
                         <w:tab/>
                       </w:r>
-                      <w:bookmarkStart w:id="21" w:name="BT_46_Kundennummer"/>
                       <w:r>
                         <w:rPr>
                           <w:rFonts w:ascii="Arial" w:hAnsi="Arial" w:cs="Arial"/>
@@ -1520,8 +1499,8 @@
                         </w:rPr>
                         <w:fldChar w:fldCharType="end"/>
                       </w:r>
-                      <w:bookmarkEnd w:id="21"/>
                     </w:p>
+                    <w:bookmarkEnd w:id="28"/>
                     <w:p>
                       <w:pPr>
                         <w:tabs>
@@ -1542,6 +1521,7 @@
                         </w:rPr>
                         <w:t>Unser Kontakt:</w:t>
                       </w:r>
+                      <w:bookmarkStart w:id="29" w:name="BT_41_Kontakt"/>
                       <w:r>
                         <w:rPr>
                           <w:rFonts w:ascii="Arial" w:hAnsi="Arial" w:cs="Arial"/>
@@ -1549,18 +1529,10 @@
                           <w:szCs w:val="20"/>
                         </w:rPr>
                         <w:tab/>
-                      </w:r>
-                      <w:bookmarkStart w:id="22" w:name="BT_41_Kontakt"/>
-                      <w:r>
-                        <w:rPr>
-                          <w:rFonts w:ascii="Arial" w:hAnsi="Arial" w:cs="Arial"/>
-                          <w:sz w:val="18"/>
-                          <w:szCs w:val="20"/>
-                        </w:rPr>
                         <w:t>Max Mustermann</w:t>
                       </w:r>
-                      <w:bookmarkEnd w:id="22"/>
                     </w:p>
+                    <w:bookmarkEnd w:id="29"/>
                     <w:p>
                       <w:pPr>
                         <w:tabs>
@@ -1581,6 +1553,7 @@
                         </w:rPr>
                         <w:t>Telefon:</w:t>
                       </w:r>
+                      <w:bookmarkStart w:id="30" w:name="BT_42_Telefon"/>
                       <w:r>
                         <w:rPr>
                           <w:rFonts w:ascii="Arial" w:hAnsi="Arial" w:cs="Arial"/>
@@ -1589,7 +1562,6 @@
                         </w:rPr>
                         <w:tab/>
                       </w:r>
-                      <w:bookmarkStart w:id="23" w:name="BT_42_Telefon"/>
                       <w:r>
                         <w:rPr>
                           <w:rFonts w:ascii="Arial" w:hAnsi="Arial" w:cs="Arial"/>
@@ -1599,8 +1571,8 @@
                         </w:rPr>
                         <w:t>0123/456789-0</w:t>
                       </w:r>
-                      <w:bookmarkEnd w:id="23"/>
                     </w:p>
+                    <w:bookmarkEnd w:id="30"/>
                     <w:p>
                       <w:pPr>
                         <w:tabs>
@@ -1621,6 +1593,7 @@
                         </w:rPr>
                         <w:t>E-Mail:</w:t>
                       </w:r>
+                      <w:bookmarkStart w:id="31" w:name="BT_43_EMail"/>
                       <w:r>
                         <w:rPr>
                           <w:rFonts w:ascii="Arial" w:hAnsi="Arial" w:cs="Arial"/>
@@ -1629,7 +1602,7 @@
                         </w:rPr>
                         <w:tab/>
                       </w:r>
-                      <w:bookmarkStart w:id="24" w:name="BT_43_EMail"/>
+                      <w:proofErr w:type="spellStart"/>
                       <w:r>
                         <w:rPr>
                           <w:rFonts w:ascii="Arial" w:hAnsi="Arial" w:cs="Arial"/>
@@ -1638,8 +1611,9 @@
                         </w:rPr>
                         <w:t>rechnung@xmeister.example</w:t>
                       </w:r>
-                      <w:bookmarkEnd w:id="24"/>
+                      <w:proofErr w:type="spellEnd"/>
                     </w:p>
+                    <w:bookmarkEnd w:id="31"/>
                     <w:p>
                       <w:pPr>
                         <w:tabs>
@@ -1671,33 +1645,17 @@
                           <w:sz w:val="18"/>
                           <w:szCs w:val="20"/>
                         </w:rPr>
-                        <w:t>Ihre Bestell</w:t>
-                      </w:r>
+                        <w:t>Ihre Bestellnummer:</w:t>
+                      </w:r>
+                      <w:bookmarkStart w:id="32" w:name="BT_13_Bestellnummer"/>
                       <w:r>
                         <w:rPr>
                           <w:rFonts w:ascii="Arial" w:hAnsi="Arial" w:cs="Arial"/>
                           <w:sz w:val="18"/>
                           <w:szCs w:val="20"/>
                         </w:rPr>
-                        <w:t>nummer</w:t>
-                      </w:r>
-                      <w:r>
-                        <w:rPr>
-                          <w:rFonts w:ascii="Arial" w:hAnsi="Arial" w:cs="Arial"/>
-                          <w:sz w:val="18"/>
-                          <w:szCs w:val="20"/>
-                        </w:rPr>
-                        <w:t>:</w:t>
-                      </w:r>
-                      <w:r>
-                        <w:rPr>
-                          <w:rFonts w:ascii="Arial" w:hAnsi="Arial" w:cs="Arial"/>
-                          <w:sz w:val="18"/>
-                          <w:szCs w:val="20"/>
-                        </w:rPr>
                         <w:tab/>
                       </w:r>
-                      <w:bookmarkStart w:id="25" w:name="BT_13_Bestellnummer"/>
                       <w:r>
                         <w:rPr>
                           <w:rFonts w:ascii="Arial" w:hAnsi="Arial" w:cs="Arial"/>
@@ -1707,8 +1665,8 @@
                         </w:rPr>
                         <w:t>B-2026-042</w:t>
                       </w:r>
-                      <w:bookmarkEnd w:id="25"/>
                     </w:p>
+                    <w:bookmarkEnd w:id="32"/>
                     <w:p>
                       <w:pPr>
                         <w:tabs>
@@ -1729,6 +1687,7 @@
                         </w:rPr>
                         <w:t>Ihr Kontakt:</w:t>
                       </w:r>
+                      <w:bookmarkStart w:id="33" w:name="BT_56_Kontakt_Kaeufer"/>
                       <w:r>
                         <w:rPr>
                           <w:rFonts w:ascii="Arial" w:hAnsi="Arial" w:cs="Arial"/>
@@ -1736,18 +1695,10 @@
                           <w:szCs w:val="20"/>
                         </w:rPr>
                         <w:tab/>
-                      </w:r>
-                      <w:bookmarkStart w:id="26" w:name="BT_56_Kontakt_Kaeufer"/>
-                      <w:r>
-                        <w:rPr>
-                          <w:rFonts w:ascii="Arial" w:hAnsi="Arial" w:cs="Arial"/>
-                          <w:sz w:val="18"/>
-                          <w:szCs w:val="20"/>
-                        </w:rPr>
                         <w:t>Einkauf</w:t>
                       </w:r>
-                      <w:bookmarkEnd w:id="26"/>
                     </w:p>
+                    <w:bookmarkEnd w:id="33"/>
                     <w:p>
                       <w:pPr>
                         <w:tabs>
@@ -1768,6 +1719,7 @@
                         </w:rPr>
                         <w:t>Rechnungseingang</w:t>
                       </w:r>
+                      <w:bookmarkStart w:id="34" w:name="BT_49_EAdresse_Kaeufer"/>
                       <w:r>
                         <w:rPr>
                           <w:rFonts w:ascii="Arial" w:hAnsi="Arial" w:cs="Arial"/>
@@ -1776,7 +1728,7 @@
                         </w:rPr>
                         <w:tab/>
                       </w:r>
-                      <w:bookmarkStart w:id="27" w:name="BT_49_EAdresse_Kaeufer"/>
+                      <w:proofErr w:type="spellStart"/>
                       <w:r>
                         <w:rPr>
                           <w:rFonts w:ascii="Arial" w:hAnsi="Arial" w:cs="Arial"/>
@@ -1785,8 +1737,9 @@
                         </w:rPr>
                         <w:t>re@beispiel.example</w:t>
                       </w:r>
-                      <w:bookmarkEnd w:id="27"/>
+                      <w:proofErr w:type="spellEnd"/>
                     </w:p>
+                    <w:bookmarkEnd w:id="34"/>
                     <w:p>
                       <w:pPr>
                         <w:tabs>
@@ -1807,6 +1760,7 @@
                         </w:rPr>
                         <w:t>Ihre Referenz/Leitweg-ID:</w:t>
                       </w:r>
+                      <w:bookmarkStart w:id="35" w:name="BT_10_LeitwegID"/>
                       <w:r>
                         <w:rPr>
                           <w:rFonts w:ascii="Arial" w:hAnsi="Arial" w:cs="Arial"/>
@@ -1814,18 +1768,10 @@
                           <w:szCs w:val="20"/>
                         </w:rPr>
                         <w:tab/>
-                      </w:r>
-                      <w:bookmarkStart w:id="28" w:name="BT_10_LeitwegID"/>
-                      <w:r>
-                        <w:rPr>
-                          <w:rFonts w:ascii="Arial" w:hAnsi="Arial" w:cs="Arial"/>
-                          <w:sz w:val="18"/>
-                          <w:szCs w:val="20"/>
-                        </w:rPr>
                         <w:t>n/a</w:t>
                       </w:r>
-                      <w:bookmarkEnd w:id="28"/>
                     </w:p>
+                    <w:bookmarkEnd w:id="35"/>
                     <w:p>
                       <w:pPr>
                         <w:tabs>
@@ -2063,7 +2009,7 @@
                               <w:t>Versandadresse:</w:t>
                             </w:r>
                           </w:p>
-                          <w:bookmarkStart w:id="29" w:name="BT_70_Lieferempfaenger"/>
+                          <w:bookmarkStart w:id="36" w:name="BT_70_Lieferempfaenger"/>
                           <w:p>
                             <w:pPr>
                               <w:spacing w:after="0"/>
@@ -2108,9 +2054,9 @@
                               </w:rPr>
                               <w:fldChar w:fldCharType="end"/>
                             </w:r>
-                            <w:bookmarkEnd w:id="29"/>
+                            <w:bookmarkEnd w:id="36"/>
                           </w:p>
-                          <w:bookmarkStart w:id="30" w:name="BT_75_Strasse_Lieferung"/>
+                          <w:bookmarkStart w:id="37" w:name="BT_75_Strasse_Lieferung"/>
                           <w:p>
                             <w:pPr>
                               <w:spacing w:after="0"/>
@@ -2155,9 +2101,9 @@
                               </w:rPr>
                               <w:fldChar w:fldCharType="end"/>
                             </w:r>
-                            <w:bookmarkEnd w:id="30"/>
+                            <w:bookmarkEnd w:id="37"/>
                           </w:p>
-                          <w:bookmarkStart w:id="31" w:name="BT_78_PLZ_Lieferung"/>
+                          <w:bookmarkStart w:id="38" w:name="BT_78_PLZ_Lieferung"/>
                           <w:p>
                             <w:pPr>
                               <w:spacing w:after="0"/>
@@ -2202,7 +2148,7 @@
                               </w:rPr>
                               <w:fldChar w:fldCharType="end"/>
                             </w:r>
-                            <w:bookmarkEnd w:id="31"/>
+                            <w:bookmarkEnd w:id="38"/>
                             <w:r>
                               <w:rPr>
                                 <w:rFonts w:ascii="Arial" w:hAnsi="Arial" w:cs="Arial"/>
@@ -2210,7 +2156,7 @@
                               </w:rPr>
                               <w:t xml:space="preserve"> </w:t>
                             </w:r>
-                            <w:bookmarkStart w:id="32" w:name="BT_77_Ort_Lieferung"/>
+                            <w:bookmarkStart w:id="39" w:name="BT_77_Ort_Lieferung"/>
                             <w:r>
                               <w:rPr>
                                 <w:rFonts w:ascii="Arial" w:hAnsi="Arial" w:cs="Arial"/>
@@ -2247,7 +2193,7 @@
                               </w:rPr>
                               <w:fldChar w:fldCharType="end"/>
                             </w:r>
-                            <w:bookmarkEnd w:id="32"/>
+                            <w:bookmarkEnd w:id="39"/>
                           </w:p>
                           <w:p>
                             <w:pPr>
@@ -2257,6 +2203,8 @@
                                 <w:sz w:val="20"/>
                               </w:rPr>
                             </w:pPr>
+                            <w:bookmarkStart w:id="40" w:name="_GoBack"/>
+                            <w:bookmarkEnd w:id="40"/>
                           </w:p>
                         </w:txbxContent>
                       </wps:txbx>
@@ -2490,6 +2438,8 @@
                           <w:sz w:val="20"/>
                         </w:rPr>
                       </w:pPr>
+                      <w:bookmarkStart w:id="45" w:name="_GoBack"/>
+                      <w:bookmarkEnd w:id="45"/>
                     </w:p>
                   </w:txbxContent>
                 </v:textbox>
@@ -2606,15 +2556,7 @@
                 <w:b/>
                 <w:sz w:val="18"/>
               </w:rPr>
-              <w:t xml:space="preserve">Lieferung </w:t>
-            </w:r>
-            <w:r>
-              <w:rPr>
-                <w:rFonts w:ascii="Arial" w:hAnsi="Arial" w:cs="Arial"/>
-                <w:b/>
-                <w:sz w:val="18"/>
-              </w:rPr>
-              <w:t>vom:</w:t>
+              <w:t>Lieferung vom:</w:t>
             </w:r>
           </w:p>
         </w:tc>
@@ -2636,8 +2578,8 @@
                 <w:sz w:val="18"/>
               </w:rPr>
             </w:pPr>
-            <w:bookmarkStart w:id="33" w:name="BT_16_Lieferschein" w:colFirst="0" w:colLast="0"/>
-            <w:bookmarkStart w:id="34" w:name="BT_72_Lieferdatum" w:colFirst="1" w:colLast="1"/>
+            <w:bookmarkStart w:id="46" w:name="BT_16_Lieferschein" w:colFirst="0" w:colLast="0"/>
+            <w:bookmarkStart w:id="47" w:name="BT_72_Lieferdatum" w:colFirst="1" w:colLast="1"/>
             <w:r>
               <w:rPr>
                 <w:rFonts w:ascii="Arial" w:hAnsi="Arial" w:cs="Arial"/>
@@ -2673,8 +2615,8 @@
           </w:p>
         </w:tc>
       </w:tr>
-      <w:bookmarkEnd w:id="33"/>
-      <w:bookmarkEnd w:id="34"/>
+      <w:bookmarkEnd w:id="46"/>
+      <w:bookmarkEnd w:id="47"/>
     </w:tbl>
     <w:p>
       <w:pPr>
@@ -3983,11 +3925,11 @@
                 <w:sz w:val="18"/>
               </w:rPr>
             </w:pPr>
-            <w:bookmarkStart w:id="35" w:name="BT_106_Warenwert" w:colFirst="0" w:colLast="0"/>
-            <w:bookmarkStart w:id="36" w:name="BT_99_Versandkosten" w:colFirst="1" w:colLast="1"/>
-            <w:bookmarkStart w:id="37" w:name="BT_109_Nettobetrag" w:colFirst="2" w:colLast="2"/>
-            <w:bookmarkStart w:id="38" w:name="BT_110_MwSt" w:colFirst="3" w:colLast="3"/>
-            <w:bookmarkStart w:id="39" w:name="BT_112_Gesamtbetrag" w:colFirst="6" w:colLast="6"/>
+            <w:bookmarkStart w:id="48" w:name="BT_106_Warenwert" w:colFirst="0" w:colLast="0"/>
+            <w:bookmarkStart w:id="49" w:name="BT_99_Versandkosten" w:colFirst="1" w:colLast="1"/>
+            <w:bookmarkStart w:id="50" w:name="BT_109_Nettobetrag" w:colFirst="2" w:colLast="2"/>
+            <w:bookmarkStart w:id="51" w:name="BT_110_MwSt" w:colFirst="3" w:colLast="3"/>
+            <w:bookmarkStart w:id="52" w:name="BT_112_Gesamtbetrag" w:colFirst="6" w:colLast="6"/>
             <w:r>
               <w:rPr>
                 <w:rFonts w:ascii="Arial" w:hAnsi="Arial" w:cs="Arial"/>
@@ -4152,11 +4094,11 @@
           </w:p>
         </w:tc>
       </w:tr>
-      <w:bookmarkEnd w:id="35"/>
-      <w:bookmarkEnd w:id="36"/>
-      <w:bookmarkEnd w:id="37"/>
-      <w:bookmarkEnd w:id="38"/>
-      <w:bookmarkEnd w:id="39"/>
+      <w:bookmarkEnd w:id="48"/>
+      <w:bookmarkEnd w:id="49"/>
+      <w:bookmarkEnd w:id="50"/>
+      <w:bookmarkEnd w:id="51"/>
+      <w:bookmarkEnd w:id="52"/>
     </w:tbl>
     <w:p>
       <w:pPr>
@@ -4193,27 +4135,7 @@
           <w:sz w:val="18"/>
           <w:szCs w:val="18"/>
         </w:rPr>
-        <w:t>Zahlung</w:t>
-      </w:r>
-      <w:r>
-        <w:rPr>
-          <w:rFonts w:ascii="Arial" w:hAnsi="Arial" w:cs="Arial"/>
-          <w:b/>
-          <w:bCs/>
-          <w:sz w:val="18"/>
-          <w:szCs w:val="18"/>
-        </w:rPr>
-        <w:t>sbedingungen</w:t>
-      </w:r>
-      <w:r>
-        <w:rPr>
-          <w:rFonts w:ascii="Arial" w:hAnsi="Arial" w:cs="Arial"/>
-          <w:b/>
-          <w:bCs/>
-          <w:sz w:val="18"/>
-          <w:szCs w:val="18"/>
-        </w:rPr>
-        <w:t>:</w:t>
+        <w:t>Zahlungsbedingungen:</w:t>
       </w:r>
       <w:r>
         <w:rPr>
@@ -4224,16 +4146,24 @@
         </w:rPr>
         <w:t xml:space="preserve">  </w:t>
       </w:r>
-      <w:bookmarkStart w:id="40" w:name="BT_20_Zahlungsbedingungen"/>
+      <w:bookmarkStart w:id="53" w:name="BT_20_Zahlungsbedingungen"/>
       <w:r>
         <w:rPr>
           <w:rFonts w:ascii="Arial" w:hAnsi="Arial" w:cs="Arial"/>
           <w:sz w:val="18"/>
           <w:szCs w:val="18"/>
         </w:rPr>
-        <w:t>10 Tage 2 % Skonto oder 30 Tage Netto</w:t>
+        <w:t xml:space="preserve">10 Tage 2 % </w:t>
       </w:r>
-      <w:bookmarkEnd w:id="40"/>
+      <w:r>
+        <w:rPr>
+          <w:rFonts w:ascii="Arial" w:hAnsi="Arial" w:cs="Arial"/>
+          <w:sz w:val="18"/>
+          <w:szCs w:val="18"/>
+        </w:rPr>
+        <w:t>Skonto oder 30 Tage Netto</w:t>
+      </w:r>
+      <w:bookmarkEnd w:id="53"/>
     </w:p>
     <w:p>
       <w:pPr>
@@ -4609,12 +4539,12 @@
       </w:r>
     </w:p>
     <w:sectPr>
-      <w:headerReference w:type="even" r:id="rId8"/>
-      <w:headerReference w:type="default" r:id="rId9"/>
-      <w:footerReference w:type="even" r:id="rId10"/>
-      <w:footerReference w:type="default" r:id="rId11"/>
-      <w:headerReference w:type="first" r:id="rId12"/>
-      <w:footerReference w:type="first" r:id="rId13"/>
+      <w:headerReference w:type="even" r:id="rId7"/>
+      <w:headerReference w:type="default" r:id="rId8"/>
+      <w:footerReference w:type="even" r:id="rId9"/>
+      <w:footerReference w:type="default" r:id="rId10"/>
+      <w:headerReference w:type="first" r:id="rId11"/>
+      <w:footerReference w:type="first" r:id="rId12"/>
       <w:pgSz w:w="11906" w:h="16838" w:code="9"/>
       <w:pgMar w:top="1440" w:right="1080" w:bottom="1440" w:left="1080" w:header="397" w:footer="0" w:gutter="0"/>
       <w:cols w:space="708"/>
@@ -4699,6 +4629,7 @@
               <w:szCs w:val="16"/>
             </w:rPr>
           </w:pPr>
+          <w:proofErr w:type="spellStart"/>
           <w:r>
             <w:rPr>
               <w:rFonts w:ascii="Helvetica" w:hAnsi="Helvetica"/>
@@ -4706,7 +4637,17 @@
               <w:sz w:val="14"/>
               <w:szCs w:val="16"/>
             </w:rPr>
-            <w:t>XMeister GmbH</w:t>
+            <w:t>XMeister</w:t>
+          </w:r>
+          <w:proofErr w:type="spellEnd"/>
+          <w:r>
+            <w:rPr>
+              <w:rFonts w:ascii="Helvetica" w:hAnsi="Helvetica"/>
+              <w:color w:val="808080" w:themeColor="background1" w:themeShade="80"/>
+              <w:sz w:val="14"/>
+              <w:szCs w:val="16"/>
+            </w:rPr>
+            <w:t xml:space="preserve"> GmbH</w:t>
           </w:r>
         </w:p>
         <w:p>
@@ -4834,7 +4775,7 @@
             </w:rPr>
             <w:t xml:space="preserve">IBAN: </w:t>
           </w:r>
-          <w:bookmarkStart w:id="41" w:name="BT_84_IBAN"/>
+          <w:bookmarkStart w:id="54" w:name="BT_84_IBAN"/>
           <w:r>
             <w:rPr>
               <w:rFonts w:ascii="Helvetica" w:hAnsi="Helvetica"/>
@@ -4842,9 +4783,18 @@
               <w:sz w:val="14"/>
               <w:szCs w:val="16"/>
             </w:rPr>
-            <w:t>DE02 1203 0000 0000 2020 51</w:t>
+            <w:t xml:space="preserve">DE02 1203 0000 </w:t>
           </w:r>
-          <w:bookmarkEnd w:id="41"/>
+          <w:r>
+            <w:rPr>
+              <w:rFonts w:ascii="Helvetica" w:hAnsi="Helvetica"/>
+              <w:color w:val="808080" w:themeColor="background1" w:themeShade="80"/>
+              <w:sz w:val="14"/>
+              <w:szCs w:val="16"/>
+            </w:rPr>
+            <w:t>0000 2020 51</w:t>
+          </w:r>
+          <w:bookmarkEnd w:id="54"/>
         </w:p>
         <w:p>
           <w:pPr>
@@ -4865,7 +4815,7 @@
             </w:rPr>
             <w:t xml:space="preserve">BIC: </w:t>
           </w:r>
-          <w:bookmarkStart w:id="42" w:name="BT_86_BIC"/>
+          <w:bookmarkStart w:id="55" w:name="BT_86_BIC"/>
           <w:r>
             <w:rPr>
               <w:rFonts w:ascii="Helvetica" w:hAnsi="Helvetica"/>
@@ -4875,7 +4825,7 @@
             </w:rPr>
             <w:t>BYLADEM1001</w:t>
           </w:r>
-          <w:bookmarkEnd w:id="42"/>
+          <w:bookmarkEnd w:id="55"/>
         </w:p>
         <w:p>
           <w:pPr>
@@ -4896,7 +4846,7 @@
             </w:rPr>
             <w:t xml:space="preserve">Amtsgericht Musterstadt, </w:t>
           </w:r>
-          <w:bookmarkStart w:id="43" w:name="BT_30_Handelsregister"/>
+          <w:bookmarkStart w:id="56" w:name="BT_30_Handelsregister"/>
           <w:r>
             <w:rPr>
               <w:rFonts w:ascii="Helvetica" w:hAnsi="Helvetica"/>
@@ -4906,7 +4856,7 @@
             </w:rPr>
             <w:t>HRB 12345</w:t>
           </w:r>
-          <w:bookmarkEnd w:id="43"/>
+          <w:bookmarkEnd w:id="56"/>
         </w:p>
         <w:p>
           <w:pPr>
@@ -4918,6 +4868,7 @@
               <w:szCs w:val="16"/>
             </w:rPr>
           </w:pPr>
+          <w:proofErr w:type="spellStart"/>
           <w:r>
             <w:rPr>
               <w:rFonts w:ascii="Helvetica" w:hAnsi="Helvetica"/>
@@ -4925,9 +4876,19 @@
               <w:sz w:val="14"/>
               <w:szCs w:val="16"/>
             </w:rPr>
-            <w:t xml:space="preserve">USt.-ID: </w:t>
+            <w:t>USt</w:t>
           </w:r>
-          <w:bookmarkStart w:id="44" w:name="BT_31_UStIdNr"/>
+          <w:proofErr w:type="spellEnd"/>
+          <w:r>
+            <w:rPr>
+              <w:rFonts w:ascii="Helvetica" w:hAnsi="Helvetica"/>
+              <w:color w:val="808080" w:themeColor="background1" w:themeShade="80"/>
+              <w:sz w:val="14"/>
+              <w:szCs w:val="16"/>
+            </w:rPr>
+            <w:t xml:space="preserve">.-ID: </w:t>
+          </w:r>
+          <w:bookmarkStart w:id="57" w:name="BT_31_UStIdNr"/>
           <w:r>
             <w:rPr>
               <w:rFonts w:ascii="Helvetica" w:hAnsi="Helvetica"/>
@@ -4937,7 +4898,7 @@
             </w:rPr>
             <w:t>DE 123456789</w:t>
           </w:r>
-          <w:bookmarkEnd w:id="44"/>
+          <w:bookmarkEnd w:id="57"/>
         </w:p>
       </w:tc>
       <w:tc>
@@ -4967,7 +4928,8 @@
             </w:rPr>
             <w:t xml:space="preserve">E-Mail: </w:t>
           </w:r>
-          <w:bookmarkStart w:id="45" w:name="BT_34_EAdresse_Verkaeufer"/>
+          <w:bookmarkStart w:id="58" w:name="BT_34_EAdresse_Verkaeufer"/>
+          <w:proofErr w:type="spellStart"/>
           <w:r>
             <w:rPr>
               <w:rFonts w:ascii="Helvetica" w:hAnsi="Helvetica"/>
@@ -4977,7 +4939,8 @@
             </w:rPr>
             <w:t>kontakt@xmeister.example</w:t>
           </w:r>
-          <w:bookmarkEnd w:id="45"/>
+          <w:bookmarkEnd w:id="58"/>
+          <w:proofErr w:type="spellEnd"/>
         </w:p>
         <w:p>
           <w:pPr>
@@ -5215,7 +5178,6 @@
               <v:path gradientshapeok="t" o:connecttype="rect"/>
             </v:shapetype>
             <v:shape id="_x0000_s1030" type="#_x0000_t202" style="position:absolute;margin-left:168.8pt;margin-top:38pt;width:220pt;height:44pt;z-index:251659264;visibility:visible;mso-wrap-style:square;mso-wrap-distance-left:9pt;mso-wrap-distance-top:0;mso-wrap-distance-right:9pt;mso-wrap-distance-bottom:0;mso-position-horizontal:right;mso-position-horizontal-relative:margin;mso-position-vertical:absolute;mso-position-vertical-relative:page;v-text-anchor:top" o:gfxdata="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" filled="f" stroked="f" strokeweight=".5pt">
-              <v:fill o:detectmouseclick="t"/>
               <v:textbox inset="0,0,0">
                 <w:txbxContent>
                   <w:p>

--- a/beispiel/Rechnung XMeister GmbH.docx
+++ b/beispiel/Rechnung XMeister GmbH.docx
@@ -78,7 +78,6 @@
                               </w:rPr>
                             </w:pPr>
                             <w:bookmarkStart w:id="0" w:name="BT_27_Verkaeufer"/>
-                            <w:proofErr w:type="spellStart"/>
                             <w:r>
                               <w:rPr>
                                 <w:rFonts w:ascii="Arial" w:hAnsi="Arial" w:cs="Arial"/>
@@ -86,7 +85,6 @@
                               </w:rPr>
                               <w:t>XMeister</w:t>
                             </w:r>
-                            <w:proofErr w:type="spellEnd"/>
                             <w:r>
                               <w:rPr>
                                 <w:rFonts w:ascii="Arial" w:hAnsi="Arial" w:cs="Arial"/>
@@ -392,7 +390,6 @@
                         </w:rPr>
                       </w:pPr>
                       <w:bookmarkStart w:id="8" w:name="BT_27_Verkaeufer"/>
-                      <w:proofErr w:type="spellStart"/>
                       <w:r>
                         <w:rPr>
                           <w:rFonts w:ascii="Arial" w:hAnsi="Arial" w:cs="Arial"/>
@@ -400,7 +397,6 @@
                         </w:rPr>
                         <w:t>XMeister</w:t>
                       </w:r>
-                      <w:proofErr w:type="spellEnd"/>
                       <w:r>
                         <w:rPr>
                           <w:rFonts w:ascii="Arial" w:hAnsi="Arial" w:cs="Arial"/>
@@ -1086,7 +1082,6 @@
                               </w:rPr>
                               <w:tab/>
                             </w:r>
-                            <w:proofErr w:type="spellStart"/>
                             <w:r>
                               <w:rPr>
                                 <w:rFonts w:ascii="Arial" w:hAnsi="Arial" w:cs="Arial"/>
@@ -1095,7 +1090,6 @@
                               </w:rPr>
                               <w:t>rechnung@xmeister.example</w:t>
                             </w:r>
-                            <w:proofErr w:type="spellEnd"/>
                           </w:p>
                           <w:bookmarkEnd w:id="21"/>
                           <w:p>
@@ -1212,7 +1206,6 @@
                               </w:rPr>
                               <w:tab/>
                             </w:r>
-                            <w:proofErr w:type="spellStart"/>
                             <w:r>
                               <w:rPr>
                                 <w:rFonts w:ascii="Arial" w:hAnsi="Arial" w:cs="Arial"/>
@@ -1221,7 +1214,6 @@
                               </w:rPr>
                               <w:t>re@beispiel.example</w:t>
                             </w:r>
-                            <w:proofErr w:type="spellEnd"/>
                           </w:p>
                           <w:bookmarkEnd w:id="24"/>
                           <w:p>
@@ -1602,7 +1594,6 @@
                         </w:rPr>
                         <w:tab/>
                       </w:r>
-                      <w:proofErr w:type="spellStart"/>
                       <w:r>
                         <w:rPr>
                           <w:rFonts w:ascii="Arial" w:hAnsi="Arial" w:cs="Arial"/>
@@ -1611,7 +1602,6 @@
                         </w:rPr>
                         <w:t>rechnung@xmeister.example</w:t>
                       </w:r>
-                      <w:proofErr w:type="spellEnd"/>
                     </w:p>
                     <w:bookmarkEnd w:id="31"/>
                     <w:p>
@@ -1728,7 +1718,6 @@
                         </w:rPr>
                         <w:tab/>
                       </w:r>
-                      <w:proofErr w:type="spellStart"/>
                       <w:r>
                         <w:rPr>
                           <w:rFonts w:ascii="Arial" w:hAnsi="Arial" w:cs="Arial"/>
@@ -1737,7 +1726,6 @@
                         </w:rPr>
                         <w:t>re@beispiel.example</w:t>
                       </w:r>
-                      <w:proofErr w:type="spellEnd"/>
                     </w:p>
                     <w:bookmarkEnd w:id="34"/>
                     <w:p>
@@ -4629,7 +4617,6 @@
               <w:szCs w:val="16"/>
             </w:rPr>
           </w:pPr>
-          <w:proofErr w:type="spellStart"/>
           <w:r>
             <w:rPr>
               <w:rFonts w:ascii="Helvetica" w:hAnsi="Helvetica"/>
@@ -4639,7 +4626,6 @@
             </w:rPr>
             <w:t>XMeister</w:t>
           </w:r>
-          <w:proofErr w:type="spellEnd"/>
           <w:r>
             <w:rPr>
               <w:rFonts w:ascii="Helvetica" w:hAnsi="Helvetica"/>
@@ -4868,7 +4854,6 @@
               <w:szCs w:val="16"/>
             </w:rPr>
           </w:pPr>
-          <w:proofErr w:type="spellStart"/>
           <w:r>
             <w:rPr>
               <w:rFonts w:ascii="Helvetica" w:hAnsi="Helvetica"/>
@@ -4878,7 +4863,6 @@
             </w:rPr>
             <w:t>USt</w:t>
           </w:r>
-          <w:proofErr w:type="spellEnd"/>
           <w:r>
             <w:rPr>
               <w:rFonts w:ascii="Helvetica" w:hAnsi="Helvetica"/>
@@ -4929,7 +4913,6 @@
             <w:t xml:space="preserve">E-Mail: </w:t>
           </w:r>
           <w:bookmarkStart w:id="58" w:name="BT_34_EAdresse_Verkaeufer"/>
-          <w:proofErr w:type="spellStart"/>
           <w:r>
             <w:rPr>
               <w:rFonts w:ascii="Helvetica" w:hAnsi="Helvetica"/>
@@ -4940,7 +4923,6 @@
             <w:t>kontakt@xmeister.example</w:t>
           </w:r>
           <w:bookmarkEnd w:id="58"/>
-          <w:proofErr w:type="spellEnd"/>
         </w:p>
         <w:p>
           <w:pPr>
